--- a/slides/영유아교육과정의_이해_발표대본.docx
+++ b/slides/영유아교육과정의_이해_발표대본.docx
@@ -49,7 +49,7 @@
           <w:sz w:val="20"/>
           <w:szCs w:val="20"/>
         </w:rPr>
-        <w:t xml:space="preserve">슬라이드 6장  ·  예상 시간 약 4분 30초  ·  연습 체크  □ □ □ □ □</w:t>
+        <w:t xml:space="preserve">슬라이드 6장  ·  예상 시간 약 5분   ·  연습 체크  □ □ □ □ □</w:t>
       </w:r>
     </w:p>
     <w:p>
@@ -88,49 +88,35 @@
           <w:sz w:val="20"/>
           <w:szCs w:val="20"/>
         </w:rPr>
-        <w:t xml:space="preserve">   (약 30초)</w:t>
-      </w:r>
-    </w:p>
-    <w:p>
-      <w:pPr>
-        <w:spacing w:after="140" w:line="400"/>
-      </w:pPr>
-      <w:r>
-        <w:rPr>
-          <w:rFonts w:ascii="Malgun Gothic" w:cs="Malgun Gothic" w:eastAsia="Malgun Gothic" w:hAnsi="Malgun Gothic"/>
-          <w:color w:val="33413A"/>
-          <w:sz w:val="26"/>
-          <w:szCs w:val="26"/>
-        </w:rPr>
-        <w:t xml:space="preserve">안녕하세요. 오늘 제가 발표할 내용은 '영유아교육과정의 이해'입니다.</w:t>
-      </w:r>
-    </w:p>
-    <w:p>
-      <w:pPr>
-        <w:spacing w:after="140" w:line="400"/>
-      </w:pPr>
-      <w:r>
-        <w:rPr>
-          <w:rFonts w:ascii="Malgun Gothic" w:cs="Malgun Gothic" w:eastAsia="Malgun Gothic" w:hAnsi="Malgun Gothic"/>
-          <w:color w:val="33413A"/>
-          <w:sz w:val="26"/>
-          <w:szCs w:val="26"/>
-        </w:rPr>
-        <w:t xml:space="preserve">쉽게 말하면, 유치원과 어린이집에서 아이들에게 '무엇을, 어떻게 가르칠지' 정해 놓은 계획에 대한 이야기예요.</w:t>
-      </w:r>
-    </w:p>
-    <w:p>
-      <w:pPr>
-        <w:spacing w:after="140" w:line="400"/>
-      </w:pPr>
-      <w:r>
-        <w:rPr>
-          <w:rFonts w:ascii="Malgun Gothic" w:cs="Malgun Gothic" w:eastAsia="Malgun Gothic" w:hAnsi="Malgun Gothic"/>
-          <w:color w:val="33413A"/>
-          <w:sz w:val="26"/>
-          <w:szCs w:val="26"/>
-        </w:rPr>
-        <w:t xml:space="preserve">먼저 교육과정이 무슨 뜻인지 알아보고, 유치원과 어린이집의 교육과정이 어떻게 바뀌어 왔는지 살펴본 뒤, 마지막으로 요즘 누리과정이 어떤 방향인지 말씀드리겠습니다.</w:t>
+        <w:t xml:space="preserve">   (약 20초)</w:t>
+      </w:r>
+    </w:p>
+    <w:p>
+      <w:pPr>
+        <w:spacing w:after="140" w:line="400"/>
+      </w:pPr>
+      <w:r>
+        <w:rPr>
+          <w:rFonts w:ascii="Malgun Gothic" w:cs="Malgun Gothic" w:eastAsia="Malgun Gothic" w:hAnsi="Malgun Gothic"/>
+          <w:color w:val="33413A"/>
+          <w:sz w:val="26"/>
+          <w:szCs w:val="26"/>
+        </w:rPr>
+        <w:t xml:space="preserve">안녕하세요. 오늘 발표할 내용은 '영유아교육과정의 이해'입니다.</w:t>
+      </w:r>
+    </w:p>
+    <w:p>
+      <w:pPr>
+        <w:spacing w:after="140" w:line="400"/>
+      </w:pPr>
+      <w:r>
+        <w:rPr>
+          <w:rFonts w:ascii="Malgun Gothic" w:cs="Malgun Gothic" w:eastAsia="Malgun Gothic" w:hAnsi="Malgun Gothic"/>
+          <w:color w:val="33413A"/>
+          <w:sz w:val="26"/>
+          <w:szCs w:val="26"/>
+        </w:rPr>
+        <w:t xml:space="preserve">교육과정의 정의, 유치원교육과정과 누리과정, 어린이집 표준보육과정, 그리고 2019 개정 누리과정의 혁신 방향 순서로 발표하겠습니다.</w:t>
       </w:r>
     </w:p>
     <w:p>
@@ -183,49 +169,49 @@
           <w:sz w:val="26"/>
           <w:szCs w:val="26"/>
         </w:rPr>
-        <w:t xml:space="preserve">교육과정이라는 말, 많이 들어 보셨죠? 간단히 말하면 '무엇을, 어떤 순서로 가르치고 배울지 정리한 것'입니다.</w:t>
-      </w:r>
-    </w:p>
-    <w:p>
-      <w:pPr>
-        <w:spacing w:after="140" w:line="400"/>
-      </w:pPr>
-      <w:r>
-        <w:rPr>
-          <w:rFonts w:ascii="Malgun Gothic" w:cs="Malgun Gothic" w:eastAsia="Malgun Gothic" w:hAnsi="Malgun Gothic"/>
-          <w:color w:val="33413A"/>
-          <w:sz w:val="26"/>
-          <w:szCs w:val="26"/>
-        </w:rPr>
-        <w:t xml:space="preserve">그런데 누구 입장에서 보느냐에 따라 뜻이 조금 달라져요. 선생님 입장에서 보면 '가르칠 내용과 계획'이고, 학생 입장에서 보면 '실제로 배우고 경험한 것'입니다(이귀윤, 1990).</w:t>
-      </w:r>
-    </w:p>
-    <w:p>
-      <w:pPr>
-        <w:spacing w:after="140" w:line="400"/>
-      </w:pPr>
-      <w:r>
-        <w:rPr>
-          <w:rFonts w:ascii="Malgun Gothic" w:cs="Malgun Gothic" w:eastAsia="Malgun Gothic" w:hAnsi="Malgun Gothic"/>
-          <w:color w:val="33413A"/>
-          <w:sz w:val="26"/>
-          <w:szCs w:val="26"/>
-        </w:rPr>
-        <w:t xml:space="preserve">오른쪽 그림을 보시면, 넓게 보면 학생이 경험하는 모든 것이 교육과정이고, 좁게 보면 미리 짜 놓은 과목이나 수업 계획만을 말합니다.</w:t>
-      </w:r>
-    </w:p>
-    <w:p>
-      <w:pPr>
-        <w:spacing w:after="140" w:line="400"/>
-      </w:pPr>
-      <w:r>
-        <w:rPr>
-          <w:rFonts w:ascii="Malgun Gothic" w:cs="Malgun Gothic" w:eastAsia="Malgun Gothic" w:hAnsi="Malgun Gothic"/>
-          <w:color w:val="33413A"/>
-          <w:sz w:val="26"/>
-          <w:szCs w:val="26"/>
-        </w:rPr>
-        <w:t xml:space="preserve">방인옥 등(1999)은 교육과정을 '아이가 몸과 마음 모두 골고루 자라도록 돕기 위해, 가르치고 배우는 경험을 잘 짜 놓은 설계도'라고 했습니다. 집을 지을 때 설계도가 필요하듯이, 교육에도 설계도가 필요하다는 뜻이에요.</w:t>
+        <w:t xml:space="preserve">유치원과 어린이집 운영의 가장 기본적인 목적은 영유아를 교육하기 위한 우수한 교육과정을 운영하는 것입니다.</w:t>
+      </w:r>
+    </w:p>
+    <w:p>
+      <w:pPr>
+        <w:spacing w:after="140" w:line="400"/>
+      </w:pPr>
+      <w:r>
+        <w:rPr>
+          <w:rFonts w:ascii="Malgun Gothic" w:cs="Malgun Gothic" w:eastAsia="Malgun Gothic" w:hAnsi="Malgun Gothic"/>
+          <w:color w:val="33413A"/>
+          <w:sz w:val="26"/>
+          <w:szCs w:val="26"/>
+        </w:rPr>
+        <w:t xml:space="preserve">교육과정이란 목표와 일정한 순서로 배열된 학습의 코스와 더불어 교육내용이나 경험내용을 의미합니다. 이는 교사를 중심으로 보면 가르치는 내용이나 교과 혹은 의도적 계획으로 정의되며, 배우는 학생을 중심으로 보면 학습경험 또는 학습 결과로 정의됩니다(이귀윤, 1990).</w:t>
+      </w:r>
+    </w:p>
+    <w:p>
+      <w:pPr>
+        <w:spacing w:after="140" w:line="400"/>
+      </w:pPr>
+      <w:r>
+        <w:rPr>
+          <w:rFonts w:ascii="Malgun Gothic" w:cs="Malgun Gothic" w:eastAsia="Malgun Gothic" w:hAnsi="Malgun Gothic"/>
+          <w:color w:val="33413A"/>
+          <w:sz w:val="26"/>
+          <w:szCs w:val="26"/>
+        </w:rPr>
+        <w:t xml:space="preserve">또한 방인옥 등(1999)은 교육과정을 '학습자의 전인적 성장과 발달을 돕기 위해서 학교가 의미하는 교육적 상황을 마련하고 모든 종류의 교수-학습 경험을 체계적으로 구성한 설계도'라고 정의하고 있습니다.</w:t>
+      </w:r>
+    </w:p>
+    <w:p>
+      <w:pPr>
+        <w:spacing w:after="140" w:line="400"/>
+      </w:pPr>
+      <w:r>
+        <w:rPr>
+          <w:rFonts w:ascii="Malgun Gothic" w:cs="Malgun Gothic" w:eastAsia="Malgun Gothic" w:hAnsi="Malgun Gothic"/>
+          <w:color w:val="33413A"/>
+          <w:sz w:val="26"/>
+          <w:szCs w:val="26"/>
+        </w:rPr>
+        <w:t xml:space="preserve">넓은 의미로는 '학생이 경험하는 모든 것'이라고 정의하기도 하고, 좁은 의미로는 '계획된 교과목 또는 교수요목'으로 정의하기도 합니다.</w:t>
       </w:r>
     </w:p>
     <w:p>
@@ -278,63 +264,35 @@
           <w:sz w:val="26"/>
           <w:szCs w:val="26"/>
         </w:rPr>
-        <w:t xml:space="preserve">그럼 유치원 교육과정은 어떻게 바뀌어 왔을까요?</w:t>
-      </w:r>
-    </w:p>
-    <w:p>
-      <w:pPr>
-        <w:spacing w:after="140" w:line="400"/>
-      </w:pPr>
-      <w:r>
-        <w:rPr>
-          <w:rFonts w:ascii="Malgun Gothic" w:cs="Malgun Gothic" w:eastAsia="Malgun Gothic" w:hAnsi="Malgun Gothic"/>
-          <w:color w:val="33413A"/>
-          <w:sz w:val="26"/>
-          <w:szCs w:val="26"/>
-        </w:rPr>
-        <w:t xml:space="preserve">우리나라 유치원 교육과정은 1969년에 처음 만들어졌고, 2007년까지 모두 여섯 번 고쳐졌습니다.</w:t>
-      </w:r>
-    </w:p>
-    <w:p>
-      <w:pPr>
-        <w:spacing w:after="140" w:line="400"/>
-      </w:pPr>
-      <w:r>
-        <w:rPr>
-          <w:rFonts w:ascii="Malgun Gothic" w:cs="Malgun Gothic" w:eastAsia="Malgun Gothic" w:hAnsi="Malgun Gothic"/>
-          <w:color w:val="33413A"/>
-          <w:sz w:val="26"/>
-          <w:szCs w:val="26"/>
-        </w:rPr>
-        <w:t xml:space="preserve">그런데 예전에는 유치원은 유치원 교육과정, 어린이집은 표준보육과정, 이렇게 따로따로였어요. 같은 나이의 아이인데도 다니는 곳에 따라 배우는 내용이 달랐던 거죠.</w:t>
-      </w:r>
-    </w:p>
-    <w:p>
-      <w:pPr>
-        <w:spacing w:after="140" w:line="400"/>
-      </w:pPr>
-      <w:r>
-        <w:rPr>
-          <w:rFonts w:ascii="Malgun Gothic" w:cs="Malgun Gothic" w:eastAsia="Malgun Gothic" w:hAnsi="Malgun Gothic"/>
-          <w:color w:val="33413A"/>
-          <w:sz w:val="26"/>
-          <w:szCs w:val="26"/>
-        </w:rPr>
-        <w:t xml:space="preserve">그래서 둘을 하나로 합친 것이 바로 '누리과정'입니다. 목적은 두 가지예요. 첫째, 초등학교에 들어가기 전 교육의 질을 높이는 것. 둘째, 어디에 다니든 모든 아이가 같은 출발선에서 시작할 수 있게 하는 것입니다.</w:t>
-      </w:r>
-    </w:p>
-    <w:p>
-      <w:pPr>
-        <w:spacing w:after="140" w:line="400"/>
-      </w:pPr>
-      <w:r>
-        <w:rPr>
-          <w:rFonts w:ascii="Malgun Gothic" w:cs="Malgun Gothic" w:eastAsia="Malgun Gothic" w:hAnsi="Malgun Gothic"/>
-          <w:color w:val="33413A"/>
-          <w:sz w:val="26"/>
-          <w:szCs w:val="26"/>
-        </w:rPr>
-        <w:t xml:space="preserve">누리과정은 2013년부터 만 3~5세 아이들에게 적용되었고, 2020년부터는 '아이 중심, 놀이 중심'으로 바뀐 개정 누리과정을 쓰고 있습니다.</w:t>
+        <w:t xml:space="preserve">우리나라 유치원교육과정은 1969년 처음으로 제정된 이후 2007년에 이르기까지 여섯 차례 개정되었습니다.</w:t>
+      </w:r>
+    </w:p>
+    <w:p>
+      <w:pPr>
+        <w:spacing w:after="140" w:line="400"/>
+      </w:pPr>
+      <w:r>
+        <w:rPr>
+          <w:rFonts w:ascii="Malgun Gothic" w:cs="Malgun Gothic" w:eastAsia="Malgun Gothic" w:hAnsi="Malgun Gothic"/>
+          <w:color w:val="33413A"/>
+          <w:sz w:val="26"/>
+          <w:szCs w:val="26"/>
+        </w:rPr>
+        <w:t xml:space="preserve">현재는 유치원과 어린이집 3~5세를 위한 공통교육과정으로 누리과정을 시행하고 있습니다. 누리과정은 지금까지 이원화되어 있는 유치원교육과정과 어린이집 표준보육과정을 일원화하여 취학 전 교육의 질을 제고하여, 생애초기 출발점 평등을 보장하려는 취지로 개발된 것입니다(교육과학기술부·보건복지부, 2012; 2013; 2019).</w:t>
+      </w:r>
+    </w:p>
+    <w:p>
+      <w:pPr>
+        <w:spacing w:after="140" w:line="400"/>
+      </w:pPr>
+      <w:r>
+        <w:rPr>
+          <w:rFonts w:ascii="Malgun Gothic" w:cs="Malgun Gothic" w:eastAsia="Malgun Gothic" w:hAnsi="Malgun Gothic"/>
+          <w:color w:val="33413A"/>
+          <w:sz w:val="26"/>
+          <w:szCs w:val="26"/>
+        </w:rPr>
+        <w:t xml:space="preserve">2013년에는 유치원과 어린이집 교육·보육과정을 통합하여 만 3~5세 유아를 위한 누리과정이 시행되었으며, 2020년부터 유아중심·놀이중심의 개정 누리과정이 적용되고 있습니다.</w:t>
       </w:r>
     </w:p>
     <w:p>
@@ -373,63 +331,63 @@
           <w:sz w:val="20"/>
           <w:szCs w:val="20"/>
         </w:rPr>
-        <w:t xml:space="preserve">   (약 1분 )</w:t>
-      </w:r>
-    </w:p>
-    <w:p>
-      <w:pPr>
-        <w:spacing w:after="140" w:line="400"/>
-      </w:pPr>
-      <w:r>
-        <w:rPr>
-          <w:rFonts w:ascii="Malgun Gothic" w:cs="Malgun Gothic" w:eastAsia="Malgun Gothic" w:hAnsi="Malgun Gothic"/>
-          <w:color w:val="33413A"/>
-          <w:sz w:val="26"/>
-          <w:szCs w:val="26"/>
-        </w:rPr>
-        <w:t xml:space="preserve">이번에는 어린이집의 표준보육과정입니다. 표준보육과정은 어린이집에서 아이들이 배우고 경험해야 할 것을 나라에서 정해 놓은 기준이에요.</w:t>
-      </w:r>
-    </w:p>
-    <w:p>
-      <w:pPr>
-        <w:spacing w:after="140" w:line="400"/>
-      </w:pPr>
-      <w:r>
-        <w:rPr>
-          <w:rFonts w:ascii="Malgun Gothic" w:cs="Malgun Gothic" w:eastAsia="Malgun Gothic" w:hAnsi="Malgun Gothic"/>
-          <w:color w:val="33413A"/>
-          <w:sz w:val="26"/>
-          <w:szCs w:val="26"/>
-        </w:rPr>
-        <w:t xml:space="preserve">왜 필요해졌을까요? 1990년대 후반부터 어린이집이 크게 늘었습니다. 핵가족이 많아지고, 일하는 엄마들도 계속 늘었고, 어릴 때의 경험이 아이 발달에 아주 중요하다는 생각도 커졌기 때문이에요.</w:t>
-      </w:r>
-    </w:p>
-    <w:p>
-      <w:pPr>
-        <w:spacing w:after="140" w:line="400"/>
-      </w:pPr>
-      <w:r>
-        <w:rPr>
-          <w:rFonts w:ascii="Malgun Gothic" w:cs="Malgun Gothic" w:eastAsia="Malgun Gothic" w:hAnsi="Malgun Gothic"/>
-          <w:color w:val="33413A"/>
-          <w:sz w:val="26"/>
-          <w:szCs w:val="26"/>
-        </w:rPr>
-        <w:t xml:space="preserve">이제 어린이집은 일부 가정만 보내는 곳이 아니라, 누구나 다니는 곳이 되었습니다. 그러다 보니 '어린이집마다 제각각 하지 말고, 나라에서 공통 기준을 정해 주자'는 필요가 생긴 거죠.</w:t>
-      </w:r>
-    </w:p>
-    <w:p>
-      <w:pPr>
-        <w:spacing w:after="140" w:line="400"/>
-      </w:pPr>
-      <w:r>
-        <w:rPr>
-          <w:rFonts w:ascii="Malgun Gothic" w:cs="Malgun Gothic" w:eastAsia="Malgun Gothic" w:hAnsi="Malgun Gothic"/>
-          <w:color w:val="33413A"/>
-          <w:sz w:val="26"/>
-          <w:szCs w:val="26"/>
-        </w:rPr>
-        <w:t xml:space="preserve">그래서 2004년 영유아보육법에 '표준보육과정을 만들어 보급해야 한다'는 내용이 들어갔고, 2007년에 처음 발표되었습니다. 이후 2013년에 3차, 2020년에 4차로 바뀌었고, 2025년에는 0~2세 아이들을 위한 2024 개정 표준보육과정이 나왔습니다.</w:t>
+        <w:t xml:space="preserve">   (약 1분 30초)</w:t>
+      </w:r>
+    </w:p>
+    <w:p>
+      <w:pPr>
+        <w:spacing w:after="140" w:line="400"/>
+      </w:pPr>
+      <w:r>
+        <w:rPr>
+          <w:rFonts w:ascii="Malgun Gothic" w:cs="Malgun Gothic" w:eastAsia="Malgun Gothic" w:hAnsi="Malgun Gothic"/>
+          <w:color w:val="33413A"/>
+          <w:sz w:val="26"/>
+          <w:szCs w:val="26"/>
+        </w:rPr>
+        <w:t xml:space="preserve">어린이집은 국가수준 보육과정으로 표준보육과정이 보급되었습니다. 표준보육과정이란 어린이집에서 영유아가 경험해야 할 바람직한 태도와 가치, 지식, 기술 등을 제시한 국가수준의 보편적 교육과정입니다.</w:t>
+      </w:r>
+    </w:p>
+    <w:p>
+      <w:pPr>
+        <w:spacing w:after="140" w:line="400"/>
+      </w:pPr>
+      <w:r>
+        <w:rPr>
+          <w:rFonts w:ascii="Malgun Gothic" w:cs="Malgun Gothic" w:eastAsia="Malgun Gothic" w:hAnsi="Malgun Gothic"/>
+          <w:color w:val="33413A"/>
+          <w:sz w:val="26"/>
+          <w:szCs w:val="26"/>
+        </w:rPr>
+        <w:t xml:space="preserve">표준보육과정의 개발은 1990년대 후반 어린이집의 양적인 증가와 관련되어 있습니다. 핵가족화와 취업모의 지속적인 증가, 그리고 출생 후 조기 경험이 인간의 발달에 결정적이라는 영유아기 교육에 대한 중요성이 더욱 부각되면서 영유아가 어린이집에 다니는 것이 보편화되었습니다. 이에 어린이집에서 영유아에게 언제, 무엇을 목표로 어떤 경험을 제공할 것인가에 대한 국가수준의 지침이 필요하게 되었습니다.</w:t>
+      </w:r>
+    </w:p>
+    <w:p>
+      <w:pPr>
+        <w:spacing w:after="140" w:line="400"/>
+      </w:pPr>
+      <w:r>
+        <w:rPr>
+          <w:rFonts w:ascii="Malgun Gothic" w:cs="Malgun Gothic" w:eastAsia="Malgun Gothic" w:hAnsi="Malgun Gothic"/>
+          <w:color w:val="33413A"/>
+          <w:sz w:val="26"/>
+          <w:szCs w:val="26"/>
+        </w:rPr>
+        <w:t xml:space="preserve">2004년 1월 29일 전면 개정된 영유아보육법 제29조 제2항에 표준보육과정을 개발, 보급하여야 함이 명시되었습니다. 2007년에 표준보육과정이 공포되었으며, 이후 2013년에 제3차 어린이집 표준보육과정으로 개정되고(보건복지부, 2013b), 2020년에는 제4차 어린이집 표준보육과정이 고시되었습니다(보건복지부, 2020).</w:t>
+      </w:r>
+    </w:p>
+    <w:p>
+      <w:pPr>
+        <w:spacing w:after="140" w:line="400"/>
+      </w:pPr>
+      <w:r>
+        <w:rPr>
+          <w:rFonts w:ascii="Malgun Gothic" w:cs="Malgun Gothic" w:eastAsia="Malgun Gothic" w:hAnsi="Malgun Gothic"/>
+          <w:color w:val="33413A"/>
+          <w:sz w:val="26"/>
+          <w:szCs w:val="26"/>
+        </w:rPr>
+        <w:t xml:space="preserve">그리고 2025년에는 「유보통합 실행계획(안)」에서 0~5세 영유아교육과정이 마련되기 전에 표준보육과정(0~2세)의 일부개정의 필요성에 따라 2024 개정 표준보육과정(0~2세)이 고시되었습니다.</w:t>
       </w:r>
     </w:p>
     <w:p>
@@ -482,63 +440,77 @@
           <w:sz w:val="26"/>
           <w:szCs w:val="26"/>
         </w:rPr>
-        <w:t xml:space="preserve">그럼 지금 쓰고 있는 2019 개정 누리과정은 무엇이 달라졌을까요? 모든 아이가 같은 출발선에서 시작하게 하자는 교육부의 계획(교육부, 2017)에 따라 바뀌었고, 크게 세 가지가 달라졌습니다.</w:t>
-      </w:r>
-    </w:p>
-    <w:p>
-      <w:pPr>
-        <w:spacing w:after="140" w:line="400"/>
-      </w:pPr>
-      <w:r>
-        <w:rPr>
-          <w:rFonts w:ascii="Malgun Gothic" w:cs="Malgun Gothic" w:eastAsia="Malgun Gothic" w:hAnsi="Malgun Gothic"/>
-          <w:color w:val="33413A"/>
-          <w:sz w:val="26"/>
-          <w:szCs w:val="26"/>
-        </w:rPr>
-        <w:t xml:space="preserve">첫째, 초등학교 공부를 미리 준비시키는 대신, 아이 한 명 한 명의 특성을 살피도록 했습니다.</w:t>
-      </w:r>
-    </w:p>
-    <w:p>
-      <w:pPr>
-        <w:spacing w:after="140" w:line="400"/>
-      </w:pPr>
-      <w:r>
-        <w:rPr>
-          <w:rFonts w:ascii="Malgun Gothic" w:cs="Malgun Gothic" w:eastAsia="Malgun Gothic" w:hAnsi="Malgun Gothic"/>
-          <w:color w:val="33413A"/>
-          <w:sz w:val="26"/>
-          <w:szCs w:val="26"/>
-        </w:rPr>
-        <w:t xml:space="preserve">둘째, 선생님이 짜 놓은 계획대로 가르치기보다 아이들이 자유롭게 놀게 하고, 선생님은 옆에서 잘 지켜보고 기록하면서 함께하도록 했습니다.</w:t>
-      </w:r>
-    </w:p>
-    <w:p>
-      <w:pPr>
-        <w:spacing w:after="140" w:line="400"/>
-      </w:pPr>
-      <w:r>
-        <w:rPr>
-          <w:rFonts w:ascii="Malgun Gothic" w:cs="Malgun Gothic" w:eastAsia="Malgun Gothic" w:hAnsi="Malgun Gothic"/>
-          <w:color w:val="33413A"/>
-          <w:sz w:val="26"/>
-          <w:szCs w:val="26"/>
-        </w:rPr>
-        <w:t xml:space="preserve">셋째, 예전에는 5개 영역, 주제, 소주제처럼 너무 자세하게 정해져 있었는데, 이것을 줄여서 현장 선생님들이 상황에 맞게 판단할 수 있게 했습니다.</w:t>
-      </w:r>
-    </w:p>
-    <w:p>
-      <w:pPr>
-        <w:spacing w:after="140" w:line="400"/>
-      </w:pPr>
-      <w:r>
-        <w:rPr>
-          <w:rFonts w:ascii="Malgun Gothic" w:cs="Malgun Gothic" w:eastAsia="Malgun Gothic" w:hAnsi="Malgun Gothic"/>
-          <w:color w:val="33413A"/>
-          <w:sz w:val="26"/>
-          <w:szCs w:val="26"/>
-        </w:rPr>
-        <w:t xml:space="preserve">한마디로 '아이 중심, 놀이 중심'이고, 2020년부터 유치원과 어린이집 모두에서 쓰이고 있습니다.</w:t>
+        <w:t xml:space="preserve">유치원과 어린이집의 공통교육과정인 2019 개정 누리과정은 교육부가 출발선 평등을 실현하기 위한 '유아교육 혁신방안'에 의거하여 개정된 것입니다.</w:t>
+      </w:r>
+    </w:p>
+    <w:p>
+      <w:pPr>
+        <w:spacing w:after="140" w:line="400"/>
+      </w:pPr>
+      <w:r>
+        <w:rPr>
+          <w:rFonts w:ascii="Malgun Gothic" w:cs="Malgun Gothic" w:eastAsia="Malgun Gothic" w:hAnsi="Malgun Gothic"/>
+          <w:color w:val="33413A"/>
+          <w:sz w:val="26"/>
+          <w:szCs w:val="26"/>
+        </w:rPr>
+        <w:t xml:space="preserve">혁신방향은 다음과 같습니다.</w:t>
+      </w:r>
+    </w:p>
+    <w:p>
+      <w:pPr>
+        <w:spacing w:after="140" w:line="400"/>
+      </w:pPr>
+      <w:r>
+        <w:rPr>
+          <w:rFonts w:ascii="Malgun Gothic" w:cs="Malgun Gothic" w:eastAsia="Malgun Gothic" w:hAnsi="Malgun Gothic"/>
+          <w:color w:val="33413A"/>
+          <w:sz w:val="26"/>
+          <w:szCs w:val="26"/>
+        </w:rPr>
+        <w:t xml:space="preserve">첫째, 초등학교 준비 위주의 학습보다는 개별 유아에 대한 다양한 특성을 고려한 내용으로 구성해야 한다.</w:t>
+      </w:r>
+    </w:p>
+    <w:p>
+      <w:pPr>
+        <w:spacing w:after="140" w:line="400"/>
+      </w:pPr>
+      <w:r>
+        <w:rPr>
+          <w:rFonts w:ascii="Malgun Gothic" w:cs="Malgun Gothic" w:eastAsia="Malgun Gothic" w:hAnsi="Malgun Gothic"/>
+          <w:color w:val="33413A"/>
+          <w:sz w:val="26"/>
+          <w:szCs w:val="26"/>
+        </w:rPr>
+        <w:t xml:space="preserve">둘째, 교사계획서 위주, 학습 위주의 교육보다는 유아의 자유놀이를 권장하며 관찰과 기록 등 유아와의 상호작용을 강조해야 한다.</w:t>
+      </w:r>
+    </w:p>
+    <w:p>
+      <w:pPr>
+        <w:spacing w:after="140" w:line="400"/>
+      </w:pPr>
+      <w:r>
+        <w:rPr>
+          <w:rFonts w:ascii="Malgun Gothic" w:cs="Malgun Gothic" w:eastAsia="Malgun Gothic" w:hAnsi="Malgun Gothic"/>
+          <w:color w:val="33413A"/>
+          <w:sz w:val="26"/>
+          <w:szCs w:val="26"/>
+        </w:rPr>
+        <w:t xml:space="preserve">셋째, 5개 영역, 주제-소주제 등 구성체계가 지나치게 세부적이므로 현장의 자율성을 존중하기 위해 세부내용을 삭제해야 한다(교육부, 2017).</w:t>
+      </w:r>
+    </w:p>
+    <w:p>
+      <w:pPr>
+        <w:spacing w:after="140" w:line="400"/>
+      </w:pPr>
+      <w:r>
+        <w:rPr>
+          <w:rFonts w:ascii="Malgun Gothic" w:cs="Malgun Gothic" w:eastAsia="Malgun Gothic" w:hAnsi="Malgun Gothic"/>
+          <w:color w:val="33413A"/>
+          <w:sz w:val="26"/>
+          <w:szCs w:val="26"/>
+        </w:rPr>
+        <w:t xml:space="preserve">이와 같은 방향을 반영하여 '유아 중심·놀이 중심 교육과정'으로 개정된 누리과정은 2020년부터 유치원과 어린이집 공통교육과정으로 적용되고 있습니다.</w:t>
       </w:r>
     </w:p>
     <w:p>
@@ -577,91 +549,49 @@
           <w:sz w:val="20"/>
           <w:szCs w:val="20"/>
         </w:rPr>
-        <w:t xml:space="preserve">   (약 30초)</w:t>
-      </w:r>
-    </w:p>
-    <w:p>
-      <w:pPr>
-        <w:spacing w:after="140" w:line="400"/>
-      </w:pPr>
-      <w:r>
-        <w:rPr>
-          <w:rFonts w:ascii="Malgun Gothic" w:cs="Malgun Gothic" w:eastAsia="Malgun Gothic" w:hAnsi="Malgun Gothic"/>
-          <w:color w:val="33413A"/>
-          <w:sz w:val="26"/>
-          <w:szCs w:val="26"/>
-        </w:rPr>
-        <w:t xml:space="preserve">마지막으로 정리하겠습니다. 지금 0~2세 아이들은 어린이집 표준보육과정을, 3~5세 아이들은 유치원이든 어린이집이든 똑같이 누리과정을 따릅니다.</w:t>
-      </w:r>
-    </w:p>
-    <w:p>
-      <w:pPr>
-        <w:spacing w:after="140" w:line="400"/>
-      </w:pPr>
-      <w:r>
-        <w:rPr>
-          <w:rFonts w:ascii="Malgun Gothic" w:cs="Malgun Gothic" w:eastAsia="Malgun Gothic" w:hAnsi="Malgun Gothic"/>
-          <w:color w:val="33413A"/>
-          <w:sz w:val="26"/>
-          <w:szCs w:val="26"/>
-        </w:rPr>
-        <w:t xml:space="preserve">세 가지만 기억해 주세요.</w:t>
-      </w:r>
-    </w:p>
-    <w:p>
-      <w:pPr>
-        <w:spacing w:after="140" w:line="400"/>
-      </w:pPr>
-      <w:r>
-        <w:rPr>
-          <w:rFonts w:ascii="Malgun Gothic" w:cs="Malgun Gothic" w:eastAsia="Malgun Gothic" w:hAnsi="Malgun Gothic"/>
-          <w:color w:val="33413A"/>
-          <w:sz w:val="26"/>
-          <w:szCs w:val="26"/>
-        </w:rPr>
-        <w:t xml:space="preserve">하나, 교육과정은 아이가 골고루 자라도록 돕는 교육의 설계도입니다.</w:t>
-      </w:r>
-    </w:p>
-    <w:p>
-      <w:pPr>
-        <w:spacing w:after="140" w:line="400"/>
-      </w:pPr>
-      <w:r>
-        <w:rPr>
-          <w:rFonts w:ascii="Malgun Gothic" w:cs="Malgun Gothic" w:eastAsia="Malgun Gothic" w:hAnsi="Malgun Gothic"/>
-          <w:color w:val="33413A"/>
-          <w:sz w:val="26"/>
-          <w:szCs w:val="26"/>
-        </w:rPr>
-        <w:t xml:space="preserve">둘, 누리과정은 따로 있던 유치원과 어린이집의 교육과정을 하나로 합친 것입니다.</w:t>
-      </w:r>
-    </w:p>
-    <w:p>
-      <w:pPr>
-        <w:spacing w:after="140" w:line="400"/>
-      </w:pPr>
-      <w:r>
-        <w:rPr>
-          <w:rFonts w:ascii="Malgun Gothic" w:cs="Malgun Gothic" w:eastAsia="Malgun Gothic" w:hAnsi="Malgun Gothic"/>
-          <w:color w:val="33413A"/>
-          <w:sz w:val="26"/>
-          <w:szCs w:val="26"/>
-        </w:rPr>
-        <w:t xml:space="preserve">셋, 2019 개정 누리과정의 핵심은 아이 중심, 놀이 중심입니다.</w:t>
-      </w:r>
-    </w:p>
-    <w:p>
-      <w:pPr>
-        <w:spacing w:after="140" w:line="400"/>
-      </w:pPr>
-      <w:r>
-        <w:rPr>
-          <w:rFonts w:ascii="Malgun Gothic" w:cs="Malgun Gothic" w:eastAsia="Malgun Gothic" w:hAnsi="Malgun Gothic"/>
-          <w:color w:val="33413A"/>
-          <w:sz w:val="26"/>
-          <w:szCs w:val="26"/>
-        </w:rPr>
-        <w:t xml:space="preserve">이상으로 발표를 마치겠습니다. 들어 주셔서 감사합니다.</w:t>
+        <w:t xml:space="preserve">   (약 40초)</w:t>
+      </w:r>
+    </w:p>
+    <w:p>
+      <w:pPr>
+        <w:spacing w:after="140" w:line="400"/>
+      </w:pPr>
+      <w:r>
+        <w:rPr>
+          <w:rFonts w:ascii="Malgun Gothic" w:cs="Malgun Gothic" w:eastAsia="Malgun Gothic" w:hAnsi="Malgun Gothic"/>
+          <w:color w:val="33413A"/>
+          <w:sz w:val="26"/>
+          <w:szCs w:val="26"/>
+        </w:rPr>
+        <w:t xml:space="preserve">정리하겠습니다. 0~2세는 어린이집 표준보육과정, 3~5세는 유치원과 어린이집의 공통교육과정인 누리과정이 적용됩니다.</w:t>
+      </w:r>
+    </w:p>
+    <w:p>
+      <w:pPr>
+        <w:spacing w:after="140" w:line="400"/>
+      </w:pPr>
+      <w:r>
+        <w:rPr>
+          <w:rFonts w:ascii="Malgun Gothic" w:cs="Malgun Gothic" w:eastAsia="Malgun Gothic" w:hAnsi="Malgun Gothic"/>
+          <w:color w:val="33413A"/>
+          <w:sz w:val="26"/>
+          <w:szCs w:val="26"/>
+        </w:rPr>
+        <w:t xml:space="preserve">교육과정은 학습자의 전인적 성장과 발달을 돕기 위해 모든 종류의 교수-학습 경험을 체계적으로 구성한 설계도입니다. 누리과정은 이원화되어 있던 유치원교육과정과 어린이집 표준보육과정을 일원화하여 취학 전 교육의 질을 제고하고 생애초기 출발점 평등을 보장하려는 취지로 개발되었습니다. 그리고 2019 개정 누리과정은 '유아 중심·놀이 중심 교육과정'으로 개정되었습니다.</w:t>
+      </w:r>
+    </w:p>
+    <w:p>
+      <w:pPr>
+        <w:spacing w:after="140" w:line="400"/>
+      </w:pPr>
+      <w:r>
+        <w:rPr>
+          <w:rFonts w:ascii="Malgun Gothic" w:cs="Malgun Gothic" w:eastAsia="Malgun Gothic" w:hAnsi="Malgun Gothic"/>
+          <w:color w:val="33413A"/>
+          <w:sz w:val="26"/>
+          <w:szCs w:val="26"/>
+        </w:rPr>
+        <w:t xml:space="preserve">이상으로 발표를 마치겠습니다. 감사합니다.</w:t>
       </w:r>
     </w:p>
     <w:sectPr>
